--- a/testakten/versausgleich-haerte-bgh-schaefer-nuernberg/05_zugewinn_notarielle_vereinbarung.docx
+++ b/testakten/versausgleich-haerte-bgh-schaefer-nuernberg/05_zugewinn_notarielle_vereinbarung.docx
@@ -78,7 +78,7 @@
           <w:b/>
           <w:i/>
         </w:rPr>
-        <w:t>§ 2 Zugewinnausgleich</w:t>
+        <w:t>Paragraf 2 Zugewinnausgleich</w:t>
       </w:r>
     </w:p>
     <w:p>
@@ -154,7 +154,7 @@
           <w:b/>
           <w:i/>
         </w:rPr>
-        <w:t>§ 3 Immobilie Schweinauer Hauptstraße 144</w:t>
+        <w:t>Paragraf 3 Immobilie Schweinauer Hauptstraße 144</w:t>
       </w:r>
     </w:p>
     <w:p>
@@ -176,7 +176,7 @@
         <w:rPr>
           <w:i/>
         </w:rPr>
-        <w:t>(2) Der Ausgleich für die Übernahme ist in der Pauschalsumme nach § 2 (1) bereits eingerechnet.</w:t>
+        <w:t>(2) Der Ausgleich für die Übernahme ist in der Pauschalsumme nach Paragraf 2 (1) bereits eingerechnet.</w:t>
       </w:r>
     </w:p>
     <w:p>
@@ -204,7 +204,7 @@
           <w:b/>
           <w:i/>
         </w:rPr>
-        <w:t>§ 6 Hausrat</w:t>
+        <w:t>Paragraf 6 Hausrat</w:t>
       </w:r>
     </w:p>
     <w:p>
@@ -232,7 +232,7 @@
           <w:b/>
           <w:i/>
         </w:rPr>
-        <w:t>§ 8 Versorgungsausgleich — ausdrücklich nicht geregelt</w:t>
+        <w:t>Paragraf 8 Versorgungsausgleich — ausdrücklich nicht geregelt</w:t>
       </w:r>
     </w:p>
     <w:p>
@@ -303,7 +303,7 @@
         <w:t>keinerlei</w:t>
       </w:r>
       <w:r>
-        <w:t xml:space="preserve"> Regelung zum Versorgungsausgleich. Eine Auslegung der Pauschale als „verkappten" Versorgungsausgleich scheidet aus; § 8 der Urkunde stellt dies ausdrücklich klar.</w:t>
+        <w:t xml:space="preserve"> Regelung zum Versorgungsausgleich. Eine Auslegung der Pauschale als „verkappten" Versorgungsausgleich scheidet aus; Paragraf 8 der Urkunde stellt dies ausdrücklich klar.</w:t>
       </w:r>
     </w:p>
     <w:p>
@@ -322,7 +322,7 @@
         <w:jc w:val="left"/>
       </w:pPr>
       <w:r>
-        <w:t>Das OLG Nürnberg hat in seinem Beschluss vom 14.11.2022 die notarielle Vereinbarung als „Indiz" für eine umfassende Vermögensauseinandersetzung verwertet, ohne § 8 der Urkunde überhaupt zu erwähnen. Diese Auslegung verfehlt den Inhalt der Urkunde. Sie ist BGH-rügefähig (Verkennung des Erklärungsinhalts, § 133 BGB; Beweiswürdigung § 286 ZPO i. V. m. § 113 FamFG).</w:t>
+        <w:t>Das OLG Nürnberg hat in seinem Beschluss vom 14.11.2022 die notarielle Vereinbarung als „Indiz" für eine umfassende Vermögensauseinandersetzung verwertet, ohne Paragraf 8 der Urkunde überhaupt zu erwähnen. Diese Auslegung verfehlt den Inhalt der Urkunde. Sie ist BGH-rügefähig (Verkennung des Erklärungsinhalts, Paragraf 133 BGB; Beweiswürdigung Paragraf 286 ZPO i. V. m. Paragraf 113 FamFG).</w:t>
       </w:r>
     </w:p>
     <w:sectPr>
